--- a/shadow_service/shadow_service/demo_templates/510k_cover_letter.docx
+++ b/shadow_service/shadow_service/demo_templates/510k_cover_letter.docx
@@ -7,7 +7,7 @@
         <w:pStyle w:val="Title"/>
       </w:pPr>
       <w:r>
-        <w:t>510(k) Premarket Notification — Cover Letter</w:t>
+        <w:t>510(k) Premarket Notification</w:t>
       </w:r>
     </w:p>
     <w:p>
@@ -122,98 +122,6 @@
         <w:rPr>
           <w:b/>
         </w:rPr>
-        <w:t>Device Description</w:t>
-      </w:r>
-    </w:p>
-    <w:p>
-      <w:r>
-        <w:rPr>
-          <w:b w:val="0"/>
-        </w:rPr>
-        <w:t>{{ device_description }}</w:t>
-      </w:r>
-    </w:p>
-    <w:p>
-      <w:r>
-        <w:rPr>
-          <w:b w:val="0"/>
-        </w:rPr>
-      </w:r>
-    </w:p>
-    <w:p>
-      <w:r>
-        <w:rPr>
-          <w:b/>
-        </w:rPr>
-        <w:t>Intended Use</w:t>
-      </w:r>
-    </w:p>
-    <w:p>
-      <w:r>
-        <w:rPr>
-          <w:b w:val="0"/>
-        </w:rPr>
-        <w:t>{{ intended_use }}</w:t>
-      </w:r>
-    </w:p>
-    <w:p>
-      <w:r>
-        <w:rPr>
-          <w:b w:val="0"/>
-        </w:rPr>
-      </w:r>
-    </w:p>
-    <w:p>
-      <w:r>
-        <w:rPr>
-          <w:b/>
-        </w:rPr>
-        <w:t>Predicate Device</w:t>
-      </w:r>
-    </w:p>
-    <w:p>
-      <w:r>
-        <w:rPr>
-          <w:b w:val="0"/>
-        </w:rPr>
-        <w:t>Predicate: {{ predicate_device }} (510(k) Number: {{ predicate_510k }})</w:t>
-      </w:r>
-    </w:p>
-    <w:p>
-      <w:r>
-        <w:rPr>
-          <w:b w:val="0"/>
-        </w:rPr>
-      </w:r>
-    </w:p>
-    <w:p>
-      <w:r>
-        <w:rPr>
-          <w:b/>
-        </w:rPr>
-        <w:t>Substantial Equivalence Summary</w:t>
-      </w:r>
-    </w:p>
-    <w:p>
-      <w:r>
-        <w:rPr>
-          <w:b w:val="0"/>
-        </w:rPr>
-        <w:t>{{ substantial_equivalence }}</w:t>
-      </w:r>
-    </w:p>
-    <w:p>
-      <w:r>
-        <w:rPr>
-          <w:b w:val="0"/>
-        </w:rPr>
-      </w:r>
-    </w:p>
-    <w:p>
-      <w:r>
-        <w:rPr>
-          <w:b/>
-        </w:rPr>
         <w:t>Administrative Information</w:t>
       </w:r>
     </w:p>
@@ -256,7 +164,7 @@
           </w:tcPr>
           <w:p>
             <w:r>
-              <w:t>Submitter</w:t>
+              <w:t>Submitter / Applicant</w:t>
             </w:r>
           </w:p>
         </w:tc>
@@ -267,6 +175,28 @@
           <w:p>
             <w:r>
               <w:t>{{ submitter_name }}</w:t>
+            </w:r>
+          </w:p>
+        </w:tc>
+      </w:tr>
+      <w:tr>
+        <w:tc>
+          <w:tcPr>
+            <w:tcW w:type="dxa" w:w="4320"/>
+          </w:tcPr>
+          <w:p>
+            <w:r>
+              <w:t>Address</w:t>
+            </w:r>
+          </w:p>
+        </w:tc>
+        <w:tc>
+          <w:tcPr>
+            <w:tcW w:type="dxa" w:w="4320"/>
+          </w:tcPr>
+          <w:p>
+            <w:r>
+              <w:t>{{ submitter_address }}</w:t>
             </w:r>
           </w:p>
         </w:tc>
@@ -366,7 +296,7 @@
           </w:tcPr>
           <w:p>
             <w:r>
-              <w:t>Device Class</w:t>
+              <w:t>Device Trade Name</w:t>
             </w:r>
           </w:p>
         </w:tc>
@@ -376,7 +306,139 @@
           </w:tcPr>
           <w:p>
             <w:r>
-              <w:t>{{ device_class }}</w:t>
+              <w:t>{{ device_trade_name }}</w:t>
+            </w:r>
+          </w:p>
+        </w:tc>
+      </w:tr>
+      <w:tr>
+        <w:tc>
+          <w:tcPr>
+            <w:tcW w:type="dxa" w:w="4320"/>
+          </w:tcPr>
+          <w:p>
+            <w:r>
+              <w:t>Common Name</w:t>
+            </w:r>
+          </w:p>
+        </w:tc>
+        <w:tc>
+          <w:tcPr>
+            <w:tcW w:type="dxa" w:w="4320"/>
+          </w:tcPr>
+          <w:p>
+            <w:r>
+              <w:t>{{ device_common_name }}</w:t>
+            </w:r>
+          </w:p>
+        </w:tc>
+      </w:tr>
+      <w:tr>
+        <w:tc>
+          <w:tcPr>
+            <w:tcW w:type="dxa" w:w="4320"/>
+          </w:tcPr>
+          <w:p>
+            <w:r>
+              <w:t>Classification</w:t>
+            </w:r>
+          </w:p>
+        </w:tc>
+        <w:tc>
+          <w:tcPr>
+            <w:tcW w:type="dxa" w:w="4320"/>
+          </w:tcPr>
+          <w:p>
+            <w:r>
+              <w:t>Class {{ device_class }}</w:t>
+            </w:r>
+          </w:p>
+        </w:tc>
+      </w:tr>
+      <w:tr>
+        <w:tc>
+          <w:tcPr>
+            <w:tcW w:type="dxa" w:w="4320"/>
+          </w:tcPr>
+          <w:p>
+            <w:r>
+              <w:t>Product Code</w:t>
+            </w:r>
+          </w:p>
+        </w:tc>
+        <w:tc>
+          <w:tcPr>
+            <w:tcW w:type="dxa" w:w="4320"/>
+          </w:tcPr>
+          <w:p>
+            <w:r>
+              <w:t>{{ product_code }}</w:t>
+            </w:r>
+          </w:p>
+        </w:tc>
+      </w:tr>
+      <w:tr>
+        <w:tc>
+          <w:tcPr>
+            <w:tcW w:type="dxa" w:w="4320"/>
+          </w:tcPr>
+          <w:p>
+            <w:r>
+              <w:t>Regulation Number</w:t>
+            </w:r>
+          </w:p>
+        </w:tc>
+        <w:tc>
+          <w:tcPr>
+            <w:tcW w:type="dxa" w:w="4320"/>
+          </w:tcPr>
+          <w:p>
+            <w:r>
+              <w:t>21 CFR {{ regulation_number }}</w:t>
+            </w:r>
+          </w:p>
+        </w:tc>
+      </w:tr>
+      <w:tr>
+        <w:tc>
+          <w:tcPr>
+            <w:tcW w:type="dxa" w:w="4320"/>
+          </w:tcPr>
+          <w:p>
+            <w:r>
+              <w:t>Predicate Device</w:t>
+            </w:r>
+          </w:p>
+        </w:tc>
+        <w:tc>
+          <w:tcPr>
+            <w:tcW w:type="dxa" w:w="4320"/>
+          </w:tcPr>
+          <w:p>
+            <w:r>
+              <w:t>{{ predicate_device }}</w:t>
+            </w:r>
+          </w:p>
+        </w:tc>
+      </w:tr>
+      <w:tr>
+        <w:tc>
+          <w:tcPr>
+            <w:tcW w:type="dxa" w:w="4320"/>
+          </w:tcPr>
+          <w:p>
+            <w:r>
+              <w:t>Predicate 510(k) Number</w:t>
+            </w:r>
+          </w:p>
+        </w:tc>
+        <w:tc>
+          <w:tcPr>
+            <w:tcW w:type="dxa" w:w="4320"/>
+          </w:tcPr>
+          <w:p>
+            <w:r>
+              <w:t>{{ predicate_510k }}</w:t>
             </w:r>
           </w:p>
         </w:tc>
@@ -392,9 +454,32 @@
     <w:p>
       <w:r>
         <w:rPr>
+          <w:b/>
+        </w:rPr>
+        <w:t>Truthful and Accurate Statement</w:t>
+      </w:r>
+    </w:p>
+    <w:p>
+      <w:r>
+        <w:rPr>
           <w:b w:val="0"/>
         </w:rPr>
-        <w:t>Sincerely,</w:t>
+        <w:t>I certify that, in my capacity as {{ signatory_title }} of {{ submitter_name }}, I believe the information contained in this premarket notification is truthful and accurate and that no material fact has been omitted.</w:t>
+      </w:r>
+    </w:p>
+    <w:p>
+      <w:r>
+        <w:rPr>
+          <w:b w:val="0"/>
+        </w:rPr>
+      </w:r>
+    </w:p>
+    <w:p>
+      <w:r>
+        <w:rPr>
+          <w:b w:val="0"/>
+        </w:rPr>
+        <w:t>Respectfully submitted,</w:t>
       </w:r>
     </w:p>
     <w:p>
@@ -418,7 +503,62 @@
         <w:rPr>
           <w:b w:val="0"/>
         </w:rPr>
-        <w:t>{{ submitter_name }}</w:t>
+        <w:t>{{ sponsor_name }}</w:t>
+      </w:r>
+    </w:p>
+    <w:p>
+      <w:r>
+        <w:rPr>
+          <w:b w:val="0"/>
+        </w:rPr>
+        <w:t>Date: {{ signature_date }}</w:t>
+      </w:r>
+    </w:p>
+    <w:p>
+      <w:r>
+        <w:rPr>
+          <w:b w:val="0"/>
+        </w:rPr>
+      </w:r>
+    </w:p>
+    <w:p>
+      <w:r>
+        <w:rPr>
+          <w:b w:val="0"/>
+        </w:rPr>
+        <w:t>────────────────────────────────────────────────────────────</w:t>
+      </w:r>
+    </w:p>
+    <w:p>
+      <w:r>
+        <w:rPr>
+          <w:b w:val="0"/>
+        </w:rPr>
+        <w:t>Document ID: {{ document_id }}</w:t>
+      </w:r>
+    </w:p>
+    <w:p>
+      <w:r>
+        <w:rPr>
+          <w:b w:val="0"/>
+        </w:rPr>
+        <w:t>Classification: {{ classification }}</w:t>
+      </w:r>
+    </w:p>
+    <w:p>
+      <w:r>
+        <w:rPr>
+          <w:b w:val="0"/>
+        </w:rPr>
+        <w:t>Generated by: ClinicalSage DOCX Factory</w:t>
+      </w:r>
+    </w:p>
+    <w:p>
+      <w:r>
+        <w:rPr>
+          <w:b w:val="0"/>
+        </w:rPr>
+        <w:t>This document is electronically generated. No wet signature required when submitted via eCTD gateway.</w:t>
       </w:r>
     </w:p>
     <w:sectPr>
